--- a/Documentation/FDI_NoC_Report.docx
+++ b/Documentation/FDI_NoC_Report.docx
@@ -615,6 +615,7 @@
         </w:rPr>
         <w:t xml:space="preserve"> </w:t>
       </w:r>
+      <w:proofErr w:type="spellStart"/>
       <w:r>
         <w:rPr>
           <w:b/>
@@ -622,6 +623,7 @@
         </w:rPr>
         <w:t>Mitrakshi</w:t>
       </w:r>
+      <w:proofErr w:type="spellEnd"/>
       <w:r>
         <w:rPr>
           <w:b/>
@@ -1476,7 +1478,15 @@
         <w:jc w:val="both"/>
       </w:pPr>
       <w:r>
-        <w:t>is a bonafide student of this institute and the work has been carried out by him/her under the supervision of</w:t>
+        <w:t xml:space="preserve">is a </w:t>
+      </w:r>
+      <w:proofErr w:type="spellStart"/>
+      <w:r>
+        <w:t>bonafide</w:t>
+      </w:r>
+      <w:proofErr w:type="spellEnd"/>
+      <w:r>
+        <w:t xml:space="preserve"> student of this institute and the work has been carried out by him/her under the supervision of</w:t>
       </w:r>
       <w:r>
         <w:rPr>
@@ -1497,12 +1507,14 @@
         </w:rPr>
         <w:t xml:space="preserve"> </w:t>
       </w:r>
+      <w:proofErr w:type="spellStart"/>
       <w:r>
         <w:rPr>
           <w:b/>
         </w:rPr>
         <w:t>Mitrakshi</w:t>
       </w:r>
+      <w:proofErr w:type="spellEnd"/>
       <w:r>
         <w:rPr>
           <w:b/>
@@ -1563,12 +1575,14 @@
         </w:rPr>
         <w:t xml:space="preserve"> </w:t>
       </w:r>
+      <w:proofErr w:type="spellStart"/>
       <w:r>
         <w:rPr>
           <w:bCs w:val="0"/>
         </w:rPr>
         <w:t>Mitrakshi</w:t>
       </w:r>
+      <w:proofErr w:type="spellEnd"/>
       <w:r>
         <w:rPr>
           <w:bCs w:val="0"/>
@@ -1630,12 +1644,16 @@
         <w:ind w:right="95"/>
         <w:jc w:val="center"/>
       </w:pPr>
+      <w:proofErr w:type="spellStart"/>
+      <w:proofErr w:type="gramStart"/>
       <w:r>
         <w:rPr>
           <w:spacing w:val="-2"/>
         </w:rPr>
         <w:t>Dr.Swati</w:t>
       </w:r>
+      <w:proofErr w:type="spellEnd"/>
+      <w:proofErr w:type="gramEnd"/>
       <w:r>
         <w:rPr>
           <w:spacing w:val="-7"/>
@@ -1667,12 +1685,16 @@
         </w:rPr>
         <w:t xml:space="preserve"> </w:t>
       </w:r>
+      <w:proofErr w:type="spellStart"/>
+      <w:proofErr w:type="gramStart"/>
       <w:r>
         <w:rPr>
           <w:spacing w:val="-2"/>
         </w:rPr>
         <w:t>S.Lathkar</w:t>
       </w:r>
+      <w:proofErr w:type="spellEnd"/>
+      <w:proofErr w:type="gramEnd"/>
     </w:p>
     <w:p>
       <w:pPr>
@@ -1772,8 +1794,13 @@
         </w:rPr>
         <w:t xml:space="preserve"> </w:t>
       </w:r>
-      <w:r>
-        <w:t xml:space="preserve">Kamothe </w:t>
+      <w:proofErr w:type="spellStart"/>
+      <w:r>
+        <w:t>Kamothe</w:t>
+      </w:r>
+      <w:proofErr w:type="spellEnd"/>
+      <w:r>
+        <w:t xml:space="preserve"> </w:t>
       </w:r>
       <w:r>
         <w:rPr>
@@ -2231,12 +2258,14 @@
       <w:r>
         <w:t xml:space="preserve">Place: </w:t>
       </w:r>
+      <w:proofErr w:type="spellStart"/>
       <w:r>
         <w:rPr>
           <w:spacing w:val="-2"/>
         </w:rPr>
         <w:t>Kamothe</w:t>
       </w:r>
+      <w:proofErr w:type="spellEnd"/>
     </w:p>
     <w:p>
       <w:pPr>
@@ -2733,12 +2762,21 @@
                 <w:szCs w:val="24"/>
               </w:rPr>
             </w:pPr>
+            <w:proofErr w:type="spellStart"/>
             <w:r>
               <w:rPr>
                 <w:sz w:val="24"/>
                 <w:szCs w:val="24"/>
               </w:rPr>
-              <w:t>Kudake Gaurav</w:t>
+              <w:t>Kudake</w:t>
+            </w:r>
+            <w:proofErr w:type="spellEnd"/>
+            <w:r>
+              <w:rPr>
+                <w:sz w:val="24"/>
+                <w:szCs w:val="24"/>
+              </w:rPr>
+              <w:t xml:space="preserve"> Gaurav</w:t>
             </w:r>
           </w:p>
         </w:tc>
@@ -2975,8 +3013,17 @@
           <w:bCs/>
           <w:sz w:val="28"/>
         </w:rPr>
-        <w:t>Place: Kamothe</w:t>
-      </w:r>
+        <w:t xml:space="preserve">Place: </w:t>
+      </w:r>
+      <w:proofErr w:type="spellStart"/>
+      <w:r>
+        <w:rPr>
+          <w:bCs/>
+          <w:sz w:val="28"/>
+        </w:rPr>
+        <w:t>Kamothe</w:t>
+      </w:r>
+      <w:proofErr w:type="spellEnd"/>
     </w:p>
     <w:p>
       <w:pPr>
@@ -3257,6 +3304,7 @@
         </w:rPr>
         <w:t xml:space="preserve">We would like to extend our sincere appreciation to our project guide, Prof. </w:t>
       </w:r>
+      <w:proofErr w:type="spellStart"/>
       <w:r>
         <w:rPr>
           <w:sz w:val="24"/>
@@ -3264,6 +3312,7 @@
         </w:rPr>
         <w:t>Mitrakshi</w:t>
       </w:r>
+      <w:proofErr w:type="spellEnd"/>
       <w:r>
         <w:rPr>
           <w:sz w:val="24"/>
@@ -3532,12 +3581,21 @@
         </w:rPr>
         <w:t xml:space="preserve">            </w:t>
       </w:r>
+      <w:proofErr w:type="spellStart"/>
       <w:r>
         <w:rPr>
           <w:sz w:val="24"/>
           <w:szCs w:val="24"/>
         </w:rPr>
-        <w:t>Kudake Gaurav</w:t>
+        <w:t>Kudake</w:t>
+      </w:r>
+      <w:proofErr w:type="spellEnd"/>
+      <w:r>
+        <w:rPr>
+          <w:sz w:val="24"/>
+          <w:szCs w:val="24"/>
+        </w:rPr>
+        <w:t xml:space="preserve"> Gaurav</w:t>
       </w:r>
     </w:p>
     <w:p>
@@ -4137,11 +4195,19 @@
           <w:r>
             <w:t xml:space="preserve">Experiment and </w:t>
           </w:r>
+          <w:proofErr w:type="gramStart"/>
           <w:r>
             <w:rPr>
               <w:spacing w:val="-2"/>
             </w:rPr>
-            <w:t>Results(Screenshot)</w:t>
+            <w:t>Results(</w:t>
+          </w:r>
+          <w:proofErr w:type="gramEnd"/>
+          <w:r>
+            <w:rPr>
+              <w:spacing w:val="-2"/>
+            </w:rPr>
+            <w:t>Screenshot)</w:t>
           </w:r>
         </w:p>
         <w:p>
@@ -4211,8 +4277,13 @@
               <w:tab w:val="right" w:pos="9014"/>
             </w:tabs>
           </w:pPr>
+          <w:proofErr w:type="gramStart"/>
           <w:r>
-            <w:t>References(IEEE</w:t>
+            <w:t>References(</w:t>
+          </w:r>
+          <w:proofErr w:type="gramEnd"/>
+          <w:r>
+            <w:t>IEEE</w:t>
           </w:r>
           <w:r>
             <w:rPr>
@@ -5822,17 +5893,20 @@
         <w:rPr>
           <w:sz w:val="24"/>
           <w:szCs w:val="24"/>
-        </w:rPr>
-        <w:t xml:space="preserve">The </w:t>
-      </w:r>
-      <w:r>
+          <w:lang w:val="en-IN"/>
+        </w:rPr>
+        <w:t>The motivation behind developing the Fire Department Inspection and NoC Management System is to improve the efficiency, transparency, and reliability of the fire safety approval process. Obtaining a Fire No Objection Certificate (NoC) involves submitting documents, fulfilling safety requirements, and undergoing inspections. Traditional or partially digitized processes may lead to paperwork, delays, manual verification, and difficulties in tracking application status.</w:t>
+      </w:r>
+    </w:p>
+    <w:p>
+      <w:pPr>
+        <w:spacing w:line="360" w:lineRule="auto"/>
         <w:rPr>
           <w:sz w:val="24"/>
           <w:szCs w:val="24"/>
           <w:lang w:val="en-IN"/>
         </w:rPr>
-        <w:t>The increasing number of building construction, occupancy, and fire safety applications creates a significant administrative workload for fire departments. Managing NoC requests, verifying documents, scheduling physical inspections, recording inspection findings, and communicating application updates through conventional manual processes consumes considerable time and effort. As application volumes increase, relying entirely on paperwork and fragmented communication becomes increasingly difficult to manage efficiently.</w:t>
-      </w:r>
+      </w:pPr>
     </w:p>
     <w:p>
       <w:pPr>
@@ -5849,24 +5923,21 @@
           <w:szCs w:val="24"/>
           <w:lang w:val="en-IN"/>
         </w:rPr>
-        <w:t>However, the current generation of fire safety approval workflows suffers from several structural limitations:</w:t>
-      </w:r>
-      <w:r>
+        <w:t>The proposed system provides a centralized digital platform to simplify the entire application and inspection lifecycle. Applicants can submit applications, upload documents, track progress, and receive updates, while inspectors can review applications, verify compliance, schedule inspections, and maintain records systematically.</w:t>
+      </w:r>
+    </w:p>
+    <w:p>
+      <w:pPr>
+        <w:spacing w:line="360" w:lineRule="auto"/>
         <w:rPr>
           <w:sz w:val="24"/>
           <w:szCs w:val="24"/>
           <w:lang w:val="en-IN"/>
         </w:rPr>
-        <w:tab/>
-      </w:r>
-    </w:p>
-    <w:p>
-      <w:pPr>
-        <w:pStyle w:val="ListParagraph"/>
-        <w:numPr>
-          <w:ilvl w:val="0"/>
-          <w:numId w:val="17"/>
-        </w:numPr>
+      </w:pPr>
+    </w:p>
+    <w:p>
+      <w:pPr>
         <w:spacing w:line="360" w:lineRule="auto"/>
         <w:rPr>
           <w:sz w:val="24"/>
@@ -5880,16 +5951,11 @@
           <w:szCs w:val="24"/>
           <w:lang w:val="en-IN"/>
         </w:rPr>
-        <w:t>Manual Documentation &amp; Record Keeping: Traditional processes depend heavily on physical forms and manually maintained records, making it difficult to organize, retrieve, and update application and inspection information efficiently.</w:t>
-      </w:r>
-    </w:p>
-    <w:p>
-      <w:pPr>
-        <w:pStyle w:val="ListParagraph"/>
-        <w:numPr>
-          <w:ilvl w:val="0"/>
-          <w:numId w:val="17"/>
-        </w:numPr>
+        <w:t>A key motivation is the integration of intelligent features to reduce manual effort and improve decision-making. The Dynamic NOC Checklist Engine identifies applicable requirements based on building type, occupancy, construction status, and hazardous materials. AI-based document verification and drawing analysis can assist in detecting missing information and potential compliance issues. Smart inspection scheduling and digital audit trails further improve accountability and resource management.</w:t>
+      </w:r>
+    </w:p>
+    <w:p>
+      <w:pPr>
         <w:spacing w:line="360" w:lineRule="auto"/>
         <w:rPr>
           <w:sz w:val="24"/>
@@ -5897,114 +5963,42 @@
           <w:lang w:val="en-IN"/>
         </w:rPr>
       </w:pPr>
-      <w:r>
+    </w:p>
+    <w:p>
+      <w:pPr>
+        <w:spacing w:line="360" w:lineRule="auto"/>
         <w:rPr>
           <w:sz w:val="24"/>
           <w:szCs w:val="24"/>
           <w:lang w:val="en-IN"/>
         </w:rPr>
-        <w:t>Limited Application Tracking: Applicants may have limited visibility into the progress of their NoC requests, resulting in repeated inquiries, unnecessary office visits, and difficulty identifying pending actions or requirements.</w:t>
-      </w:r>
-    </w:p>
-    <w:p>
-      <w:pPr>
-        <w:pStyle w:val="ListParagraph"/>
-        <w:numPr>
-          <w:ilvl w:val="0"/>
-          <w:numId w:val="17"/>
-        </w:numPr>
-        <w:spacing w:line="360" w:lineRule="auto"/>
+      </w:pPr>
+      <w:r>
         <w:rPr>
           <w:sz w:val="24"/>
           <w:szCs w:val="24"/>
           <w:lang w:val="en-IN"/>
         </w:rPr>
-      </w:pPr>
-      <w:r>
+        <w:t>The system also aims to help applicants identify missing documents and requirements early, reducing avoidable delays. By combining workflow automation, rule-based processing, and intelligent analysis, the project seeks to establish a more organized, accessible, and user-friendly approval process while supporting effective fire safety administration and regulatory compliance.</w:t>
+      </w:r>
+    </w:p>
+    <w:p>
+      <w:pPr>
+        <w:spacing w:line="360" w:lineRule="auto"/>
         <w:rPr>
           <w:sz w:val="24"/>
           <w:szCs w:val="24"/>
           <w:lang w:val="en-IN"/>
         </w:rPr>
-        <w:t>Inspection Scheduling Challenges: Coordinating mandatory physical inspections across numerous applications can become difficult when schedules and inspection records are maintained through disconnected or manual methods.</w:t>
-      </w:r>
+      </w:pPr>
     </w:p>
     <w:p>
       <w:pPr>
         <w:pStyle w:val="ListParagraph"/>
         <w:numPr>
-          <w:ilvl w:val="0"/>
-          <w:numId w:val="17"/>
+          <w:ilvl w:val="1"/>
+          <w:numId w:val="3"/>
         </w:numPr>
-        <w:spacing w:line="360" w:lineRule="auto"/>
-        <w:rPr>
-          <w:sz w:val="24"/>
-          <w:szCs w:val="24"/>
-          <w:lang w:val="en-IN"/>
-        </w:rPr>
-      </w:pPr>
-      <w:r>
-        <w:rPr>
-          <w:sz w:val="24"/>
-          <w:szCs w:val="24"/>
-          <w:lang w:val="en-IN"/>
-        </w:rPr>
-        <w:t>Fragmented Communication &amp; Follow-ups: Important updates, document requirements, inspection outcomes, and approval-related communication may be distributed across different channels, increasing the possibility of delays and missed follow-ups.</w:t>
-      </w:r>
-    </w:p>
-    <w:p>
-      <w:pPr>
-        <w:spacing w:line="360" w:lineRule="auto"/>
-        <w:rPr>
-          <w:sz w:val="24"/>
-          <w:szCs w:val="24"/>
-          <w:lang w:val="en-IN"/>
-        </w:rPr>
-      </w:pPr>
-    </w:p>
-    <w:p>
-      <w:pPr>
-        <w:spacing w:line="360" w:lineRule="auto"/>
-        <w:rPr>
-          <w:sz w:val="24"/>
-          <w:szCs w:val="24"/>
-          <w:lang w:val="en-IN"/>
-        </w:rPr>
-      </w:pPr>
-      <w:r>
-        <w:rPr>
-          <w:sz w:val="24"/>
-          <w:szCs w:val="24"/>
-          <w:lang w:val="en-IN"/>
-        </w:rPr>
-        <w:t>The motivation behind the Fire Department Inspection &amp; NoC Management System is therefore to transform this fragmented workflow into a centralized digital process while retaining mandatory physical site inspection as a core component. By providing structured application management, document handling, inspection scheduling, status tracking, and digital records, the system aims to reduce administrative effort, improve transparency, and deliver a faster and more organized NoC management experience for both applicants and fire department officials.</w:t>
-      </w:r>
-    </w:p>
-    <w:p>
-      <w:pPr>
-        <w:spacing w:line="360" w:lineRule="auto"/>
-        <w:rPr>
-          <w:lang w:val="en-IN"/>
-        </w:rPr>
-      </w:pPr>
-    </w:p>
-    <w:p>
-      <w:pPr>
-        <w:tabs>
-          <w:tab w:val="left" w:pos="6960"/>
-        </w:tabs>
-        <w:spacing w:line="360" w:lineRule="auto"/>
-        <w:jc w:val="both"/>
-        <w:rPr>
-          <w:b/>
-          <w:bCs/>
-          <w:sz w:val="24"/>
-          <w:szCs w:val="24"/>
-        </w:rPr>
-      </w:pPr>
-    </w:p>
-    <w:p>
-      <w:pPr>
         <w:tabs>
           <w:tab w:val="left" w:pos="3000"/>
         </w:tabs>
@@ -6012,8 +6006,284 @@
         <w:rPr>
           <w:b/>
           <w:bCs/>
+          <w:sz w:val="28"/>
+          <w:lang w:val="en-IN"/>
+        </w:rPr>
+      </w:pPr>
+      <w:r>
+        <w:rPr>
+          <w:b/>
+          <w:bCs/>
+          <w:sz w:val="28"/>
+          <w:lang w:val="en-IN"/>
+        </w:rPr>
+        <w:t>Problem Statement</w:t>
+      </w:r>
+    </w:p>
+    <w:p>
+      <w:pPr>
+        <w:tabs>
+          <w:tab w:val="left" w:pos="3000"/>
+        </w:tabs>
+        <w:spacing w:line="360" w:lineRule="auto"/>
+        <w:rPr>
+          <w:b/>
+          <w:bCs/>
+          <w:sz w:val="28"/>
+          <w:lang w:val="en-IN"/>
+        </w:rPr>
+      </w:pPr>
+    </w:p>
+    <w:p>
+      <w:pPr>
+        <w:tabs>
+          <w:tab w:val="left" w:pos="3000"/>
+        </w:tabs>
+        <w:spacing w:line="360" w:lineRule="auto"/>
+        <w:rPr>
           <w:sz w:val="24"/>
           <w:szCs w:val="24"/>
+          <w:lang w:val="en-IN"/>
+        </w:rPr>
+      </w:pPr>
+      <w:r>
+        <w:rPr>
+          <w:sz w:val="24"/>
+          <w:szCs w:val="24"/>
+          <w:lang w:val="en-IN"/>
+        </w:rPr>
+        <w:t xml:space="preserve">The existing Fire Department Inspection and NoC management process involves multiple stages, including application submission, document verification, fire safety compliance assessment, and physical inspection. Managing these activities through manual or partially digitized methods can result in processing delays, repetitive paperwork, inconsistent verification, and difficulties in </w:t>
+      </w:r>
+      <w:r>
+        <w:rPr>
+          <w:sz w:val="24"/>
+          <w:szCs w:val="24"/>
+          <w:lang w:val="en-IN"/>
+        </w:rPr>
+        <w:lastRenderedPageBreak/>
+        <w:t>tracking application progress. Applicants may struggle to understand the specific documents and safety requirements applicable to their buildings, leading to incomplete submissions and repeated corrections. Similarly, fire department officials face challenges in reviewing applications, maintaining records, scheduling inspections, and ensuring consistent application of fire safety regulations.</w:t>
+      </w:r>
+    </w:p>
+    <w:p>
+      <w:pPr>
+        <w:tabs>
+          <w:tab w:val="left" w:pos="3000"/>
+        </w:tabs>
+        <w:spacing w:line="360" w:lineRule="auto"/>
+        <w:rPr>
+          <w:sz w:val="24"/>
+          <w:szCs w:val="24"/>
+          <w:lang w:val="en-IN"/>
+        </w:rPr>
+      </w:pPr>
+      <w:r>
+        <w:rPr>
+          <w:sz w:val="24"/>
+          <w:szCs w:val="24"/>
+          <w:lang w:val="en-IN"/>
+        </w:rPr>
+        <w:t>The proposed Fire Department Inspection and NoC Management System aims to address these challenges through a centralized digital platform. It incorporates a dynamic rule-based checklist engine to identify application-specific requirements, AI-assisted document verification, drawing analysis, smart inspection scheduling, and digital audit trails. The system seeks to streamline application processing, improve transparency, reduce manual effort, and support consistent compliance assessment, ultimately enabling more efficient and reliable fire safety approval management.</w:t>
+      </w:r>
+    </w:p>
+    <w:p>
+      <w:pPr>
+        <w:tabs>
+          <w:tab w:val="left" w:pos="3000"/>
+        </w:tabs>
+        <w:spacing w:line="360" w:lineRule="auto"/>
+        <w:rPr>
+          <w:sz w:val="24"/>
+          <w:szCs w:val="24"/>
+          <w:lang w:val="en-IN"/>
+        </w:rPr>
+      </w:pPr>
+    </w:p>
+    <w:p>
+      <w:pPr>
+        <w:pStyle w:val="ListParagraph"/>
+        <w:numPr>
+          <w:ilvl w:val="1"/>
+          <w:numId w:val="3"/>
+        </w:numPr>
+        <w:tabs>
+          <w:tab w:val="left" w:pos="3000"/>
+        </w:tabs>
+        <w:spacing w:line="360" w:lineRule="auto"/>
+        <w:rPr>
+          <w:b/>
+          <w:bCs/>
+          <w:sz w:val="28"/>
+          <w:lang w:val="en-IN"/>
+        </w:rPr>
+      </w:pPr>
+      <w:r>
+        <w:rPr>
+          <w:b/>
+          <w:bCs/>
+          <w:sz w:val="28"/>
+          <w:lang w:val="en-IN"/>
+        </w:rPr>
+        <w:t>Objective and Scope</w:t>
+      </w:r>
+    </w:p>
+    <w:p>
+      <w:pPr>
+        <w:tabs>
+          <w:tab w:val="left" w:pos="3000"/>
+        </w:tabs>
+        <w:spacing w:line="360" w:lineRule="auto"/>
+        <w:rPr>
+          <w:sz w:val="24"/>
+          <w:szCs w:val="24"/>
+          <w:lang w:val="en-IN"/>
+        </w:rPr>
+      </w:pPr>
+    </w:p>
+    <w:p>
+      <w:pPr>
+        <w:tabs>
+          <w:tab w:val="left" w:pos="3000"/>
+        </w:tabs>
+        <w:spacing w:line="360" w:lineRule="auto"/>
+        <w:rPr>
+          <w:b/>
+          <w:bCs/>
+          <w:i/>
+          <w:iCs/>
+          <w:sz w:val="24"/>
+          <w:szCs w:val="24"/>
+          <w:lang w:val="en-IN"/>
+        </w:rPr>
+      </w:pPr>
+      <w:r>
+        <w:rPr>
+          <w:b/>
+          <w:bCs/>
+          <w:i/>
+          <w:iCs/>
+          <w:sz w:val="24"/>
+          <w:szCs w:val="24"/>
+          <w:lang w:val="en-IN"/>
+        </w:rPr>
+        <w:t>Objective</w:t>
+      </w:r>
+    </w:p>
+    <w:p>
+      <w:pPr>
+        <w:tabs>
+          <w:tab w:val="left" w:pos="3000"/>
+        </w:tabs>
+        <w:spacing w:line="360" w:lineRule="auto"/>
+        <w:rPr>
+          <w:sz w:val="24"/>
+          <w:szCs w:val="24"/>
+          <w:lang w:val="en-IN"/>
+        </w:rPr>
+      </w:pPr>
+      <w:r>
+        <w:rPr>
+          <w:sz w:val="24"/>
+          <w:szCs w:val="24"/>
+          <w:lang w:val="en-IN"/>
+        </w:rPr>
+        <w:t>The main objective of the Fire Department Inspection and NoC Management System is to digitize and streamline the process of applying for, inspecting, and obtaining Fire No Objection Certificates (NOC). The system aims to reduce manual paperwork, improve transparency, and ensure that buildings comply with applicable fire safety regulations. It incorporates a dynamic NOC checklist engine to generate requirements based on application details, AI-based document verification to identify missing or inconsistent information, and floor plan analysis to assist in evaluating fire safety arrangements. The system also supports inspection scheduling, application status tracking, and digital audit records to improve efficiency and accountability.</w:t>
+      </w:r>
+    </w:p>
+    <w:p>
+      <w:pPr>
+        <w:tabs>
+          <w:tab w:val="left" w:pos="3000"/>
+        </w:tabs>
+        <w:spacing w:line="360" w:lineRule="auto"/>
+        <w:rPr>
+          <w:sz w:val="24"/>
+          <w:szCs w:val="24"/>
+          <w:lang w:val="en-IN"/>
+        </w:rPr>
+      </w:pPr>
+    </w:p>
+    <w:p>
+      <w:pPr>
+        <w:tabs>
+          <w:tab w:val="left" w:pos="3000"/>
+        </w:tabs>
+        <w:spacing w:line="360" w:lineRule="auto"/>
+        <w:rPr>
+          <w:b/>
+          <w:bCs/>
+          <w:i/>
+          <w:iCs/>
+          <w:sz w:val="24"/>
+          <w:szCs w:val="24"/>
+          <w:lang w:val="en-IN"/>
+        </w:rPr>
+      </w:pPr>
+      <w:r>
+        <w:rPr>
+          <w:b/>
+          <w:bCs/>
+          <w:i/>
+          <w:iCs/>
+          <w:sz w:val="24"/>
+          <w:szCs w:val="24"/>
+          <w:lang w:val="en-IN"/>
+        </w:rPr>
+        <w:t>Scope</w:t>
+      </w:r>
+    </w:p>
+    <w:p>
+      <w:pPr>
+        <w:tabs>
+          <w:tab w:val="left" w:pos="3000"/>
+        </w:tabs>
+        <w:spacing w:line="360" w:lineRule="auto"/>
+        <w:rPr>
+          <w:sz w:val="24"/>
+          <w:szCs w:val="24"/>
+          <w:lang w:val="en-IN"/>
+        </w:rPr>
+      </w:pPr>
+      <w:r>
+        <w:rPr>
+          <w:sz w:val="24"/>
+          <w:szCs w:val="24"/>
+          <w:lang w:val="en-IN"/>
+        </w:rPr>
+        <w:t xml:space="preserve">The scope of the project includes online application submission, document management, and separate interfaces for applicants and fire department inspectors. It covers dynamic generation of required documents, preliminary document verification, floor plan analysis, inspection scheduling, and tracking applications from submission to final NOC approval. The system maintains application histories and audit trails for improved monitoring and transparency. It is designed to support residential, commercial, and industrial building applications, including new and existing structures. </w:t>
+      </w:r>
+      <w:r>
+        <w:rPr>
+          <w:sz w:val="24"/>
+          <w:szCs w:val="24"/>
+          <w:lang w:val="en-IN"/>
+        </w:rPr>
+        <w:lastRenderedPageBreak/>
+        <w:t>The project focuses on assisting officials in managing workflows and identifying compliance issues efficiently. Final decisions regarding fire safety compliance and NOC approval remain the responsibility of authorized fire department officials.</w:t>
+      </w:r>
+    </w:p>
+    <w:p>
+      <w:pPr>
+        <w:tabs>
+          <w:tab w:val="left" w:pos="3000"/>
+        </w:tabs>
+        <w:spacing w:line="360" w:lineRule="auto"/>
+        <w:rPr>
+          <w:sz w:val="24"/>
+          <w:szCs w:val="24"/>
+          <w:lang w:val="en-IN"/>
+        </w:rPr>
+      </w:pPr>
+    </w:p>
+    <w:p>
+      <w:pPr>
+        <w:tabs>
+          <w:tab w:val="left" w:pos="3000"/>
+        </w:tabs>
+        <w:spacing w:line="360" w:lineRule="auto"/>
+        <w:rPr>
+          <w:sz w:val="24"/>
+          <w:szCs w:val="24"/>
+          <w:lang w:val="en-IN"/>
         </w:rPr>
       </w:pPr>
     </w:p>
@@ -8744,7 +9014,6 @@
   <w:style w:type="character" w:default="1" w:styleId="DefaultParagraphFont">
     <w:name w:val="Default Paragraph Font"/>
     <w:uiPriority w:val="1"/>
-    <w:semiHidden/>
     <w:unhideWhenUsed/>
   </w:style>
   <w:style w:type="table" w:default="1" w:styleId="TableNormal">
